--- a/Quanta, Actually - SERIES/QED Course/chapters/Lesson 68 Renormalization.docx
+++ b/Quanta, Actually - SERIES/QED Course/chapters/Lesson 68 Renormalization.docx
@@ -17,7 +17,7 @@
         <w:jc w:val="center"/>
       </w:pPr>
       <w:r>
-        <w:t>Lesson 68 of the Complete Quantum Electrodynamics Course</w:t>
+        <w:t>Lesson 68 of Quantum, Actually, Volume 2: A QED Course</w:t>
       </w:r>
     </w:p>
     <w:p>
@@ -296,7 +296,16 @@
           </w:tcPr>
           <w:p>
             <w:r>
-              <w:t>S_F′(p)</w:t>
+              <w:t>S</w:t>
+            </w:r>
+            <w:r>
+              <w:rPr>
+                <w:vertAlign w:val="subscript"/>
+              </w:rPr>
+              <w:t>F′</w:t>
+            </w:r>
+            <w:r>
+              <w:t>(p)</w:t>
             </w:r>
           </w:p>
         </w:tc>
@@ -351,12 +360,82 @@
           </w:tcPr>
           <w:p>
             <w:r>
-              <w:t>The field-renormalization constant, from the residue of S_F′(p) at its pole</w:t>
+              <w:t>The field-renormalization constant, from the residue of S</w:t>
+            </w:r>
+            <w:r>
+              <w:rPr>
+                <w:vertAlign w:val="subscript"/>
+              </w:rPr>
+              <w:t>F′</w:t>
+            </w:r>
+            <w:r>
+              <w:t>(p) at its pole</w:t>
             </w:r>
           </w:p>
         </w:tc>
       </w:tr>
     </w:tbl>
+    <w:tbl>
+      <w:tblPr>
+        <w:tblW w:type="auto" w:w="0"/>
+        <w:jc w:val="center"/>
+        <w:tblLayout w:type="fixed"/>
+        <w:tblLook w:firstColumn="1" w:firstRow="1" w:lastColumn="0" w:lastRow="0" w:noHBand="0" w:noVBand="1" w:val="04A0"/>
+        <w:tblBorders>
+          <w:top w:val="single" w:sz="8" w:color="7FA7CF"/>
+          <w:left w:val="single" w:sz="8" w:color="7FA7CF"/>
+          <w:bottom w:val="single" w:sz="8" w:color="7FA7CF"/>
+          <w:right w:val="single" w:sz="8" w:color="7FA7CF"/>
+        </w:tblBorders>
+      </w:tblPr>
+      <w:tblGrid>
+        <w:gridCol w:w="9392"/>
+      </w:tblGrid>
+      <w:tr>
+        <w:tc>
+          <w:tcPr>
+            <w:tcW w:type="dxa" w:w="9392"/>
+            <w:shd w:fill="F3F7FB"/>
+            <w:tcMar>
+              <w:top w:w="140" w:type="dxa"/>
+              <w:start w:w="140" w:type="dxa"/>
+              <w:bottom w:w="140" w:type="dxa"/>
+              <w:end w:w="140" w:type="dxa"/>
+            </w:tcMar>
+          </w:tcPr>
+          <w:p>
+            <w:r>
+              <w:rPr>
+                <w:b/>
+                <w:color w:val="1F4E78"/>
+              </w:rPr>
+              <w:t>First pass: the result before the derivation</w:t>
+            </w:r>
+          </w:p>
+          <w:p>
+            <w:pPr>
+              <w:spacing w:after="60"/>
+            </w:pPr>
+            <w:r>
+              <w:t>The physical mass m is the pole of the full propagator, m = m₀ + A(m₀²) at leading order; since A diverges, the unmeasured m₀ must diverge to compensate, and predictions written in terms of m are finite.</w:t>
+            </w:r>
+          </w:p>
+          <w:p>
+            <w:pPr>
+              <w:spacing w:after="60"/>
+            </w:pPr>
+            <w:r>
+              <w:t>Prologue 6's 'use the measured mass and charge' as an equation. High-risk topic: follow the bookkeeping slowly.</w:t>
+            </w:r>
+          </w:p>
+        </w:tc>
+      </w:tr>
+    </w:tbl>
+    <w:p>
+      <w:pPr>
+        <w:spacing w:after="80"/>
+      </w:pPr>
+    </w:p>
     <w:p>
       <w:pPr>
         <w:pStyle w:val="Heading2"/>
@@ -375,7 +454,25 @@
     </w:p>
     <w:p>
       <w:r>
-        <w:t>Lesson 26 wrote down ψ̄(iγ^μ∂_μ−m)ψ and called m the electron's mass. Nothing about that step involved consulting an experiment; m was only the coefficient multiplying ψ̄ψ, chosen so that the resulting equation of motion matched the Dirac equation from Lesson 20. Call this parameter m₀ from here on, the bare mass, to keep it visually distinct from whatever a real measurement reports.</w:t>
+        <w:t>Lesson 26 wrote down ψ̄(iγ</w:t>
+      </w:r>
+      <w:r>
+        <w:rPr>
+          <w:vertAlign w:val="superscript"/>
+        </w:rPr>
+        <w:t>μ</w:t>
+      </w:r>
+      <w:r>
+        <w:t>∂</w:t>
+      </w:r>
+      <w:r>
+        <w:rPr>
+          <w:vertAlign w:val="subscript"/>
+        </w:rPr>
+        <w:t>μ</w:t>
+      </w:r>
+      <w:r>
+        <w:t>−m)ψ and called m the electron's mass. Nothing about that step involved consulting an experiment; m was only the coefficient multiplying ψ̄ψ, chosen so that the resulting equation of motion matched the Dirac equation from Lesson 20. Call this parameter m₀ from here on, the bare mass, to keep it visually distinct from whatever a real measurement reports.</w:t>
       </w:r>
     </w:p>
     <w:p>
@@ -423,7 +520,16 @@
     </w:p>
     <w:p>
       <w:r>
-        <w:t>Nothing stops the diagram of Lesson 64 from happening more than once along the same electron line: emit and reabsorb a virtual photon, then do it again, then again, arbitrarily many times, each insertion contributing another factor of Lesson 64's Σ(p) sandwiched between two more copies of the bare propagator S_F(p)=i/(p̸−m₀+iε). Summing every number of insertions, from zero upward,</w:t>
+        <w:t>Nothing stops the diagram of Lesson 64 from happening more than once along the same electron line: emit and reabsorb a virtual photon, then do it again, then again, arbitrarily many times, each insertion contributing another factor of Lesson 64's Σ(p) sandwiched between two more copies of the bare propagator S</w:t>
+      </w:r>
+      <w:r>
+        <w:rPr>
+          <w:vertAlign w:val="subscript"/>
+        </w:rPr>
+        <w:t>F</w:t>
+      </w:r>
+      <w:r>
+        <w:t>(p)=i/(p̸−m₀+iε). Summing every number of insertions, from zero upward,</w:t>
       </w:r>
     </w:p>
     <w:p>
@@ -677,7 +783,16 @@
     </w:p>
     <w:p>
       <w:r>
-        <w:t>a geometric series in the single combination [−iΣ(p)]S_F(p).</w:t>
+        <w:t>a geometric series in the single combination [−iΣ(p)]S</w:t>
+      </w:r>
+      <w:r>
+        <w:rPr>
+          <w:vertAlign w:val="subscript"/>
+        </w:rPr>
+        <w:t>F</w:t>
+      </w:r>
+      <w:r>
+        <w:t>(p).</w:t>
       </w:r>
     </w:p>
     <w:p>
@@ -690,7 +805,16 @@
     </w:p>
     <w:p>
       <w:r>
-        <w:t>Using the ordinary geometric series identity 1+x+x²+⋯=1/(1−x), applied here to x=[−iΣ(p)]S_F(p) (a matrix rather than a number, but the same summation goes through, Exercise 5 checks the first few terms explicitly),</w:t>
+        <w:t>Using the ordinary geometric series identity 1+x+x²+⋯=1/(1−x), applied here to x=[−iΣ(p)]S</w:t>
+      </w:r>
+      <w:r>
+        <w:rPr>
+          <w:vertAlign w:val="subscript"/>
+        </w:rPr>
+        <w:t>F</w:t>
+      </w:r>
+      <w:r>
+        <w:t>(p) (a matrix rather than a number, but the same summation goes through, Exercise 5 checks the first few terms explicitly),</w:t>
       </w:r>
     </w:p>
     <w:p>
@@ -868,7 +992,16 @@
     </w:p>
     <w:p>
       <w:r>
-        <w:t>Substituting S_F(p)=i/(p̸−m₀) and simplifying (Exercise 6 works through every step),</w:t>
+        <w:t>Substituting S</w:t>
+      </w:r>
+      <w:r>
+        <w:rPr>
+          <w:vertAlign w:val="subscript"/>
+        </w:rPr>
+        <w:t>F</w:t>
+      </w:r>
+      <w:r>
+        <w:t>(p)=i/(p̸−m₀) and simplifying (Exercise 6 works through every step),</w:t>
       </w:r>
     </w:p>
     <w:p>
@@ -968,7 +1101,25 @@
     </w:p>
     <w:p>
       <w:r>
-        <w:t>State what Section 2.2's result reduces to when Σ(p)=0. With no self-energy correction at all, S_F′(p)=i/(p̸−m₀−0)=i/(p̸−m₀)=S_F(p), exactly the bare propagator of Lesson 47, confirming that Section 2's resummation introduces nothing beyond the ordinary free propagator when the interaction responsible for Σ(p) is switched off.</w:t>
+        <w:t>State what Section 2.2's result reduces to when Σ(p)=0. With no self-energy correction at all, S</w:t>
+      </w:r>
+      <w:r>
+        <w:rPr>
+          <w:vertAlign w:val="subscript"/>
+        </w:rPr>
+        <w:t>F′</w:t>
+      </w:r>
+      <w:r>
+        <w:t>(p)=i/(p̸−m₀−0)=i/(p̸−m₀)=S</w:t>
+      </w:r>
+      <w:r>
+        <w:rPr>
+          <w:vertAlign w:val="subscript"/>
+        </w:rPr>
+        <w:t>F</w:t>
+      </w:r>
+      <w:r>
+        <w:t>(p), exactly the bare propagator of Lesson 47, confirming that Section 2's resummation introduces nothing beyond the ordinary free propagator when the interaction responsible for Σ(p) is switched off.</w:t>
       </w:r>
     </w:p>
     <w:p>
@@ -1330,6 +1481,60 @@
       </w:r>
     </w:p>
     <w:p>
+      <w:pPr>
+        <w:keepNext/>
+        <w:spacing w:before="160" w:after="40"/>
+        <w:jc w:val="center"/>
+      </w:pPr>
+      <w:r>
+        <w:drawing>
+          <wp:inline xmlns:a="http://schemas.openxmlformats.org/drawingml/2006/main" xmlns:pic="http://schemas.openxmlformats.org/drawingml/2006/picture">
+            <wp:extent cx="5486400" cy="978466"/>
+            <wp:docPr id="1" name="Picture 1"/>
+            <wp:cNvGraphicFramePr>
+              <a:graphicFrameLocks noChangeAspect="1"/>
+            </wp:cNvGraphicFramePr>
+            <a:graphic>
+              <a:graphicData uri="http://schemas.openxmlformats.org/drawingml/2006/picture">
+                <pic:pic>
+                  <pic:nvPicPr>
+                    <pic:cNvPr id="0" name="L68_counterterms.png"/>
+                    <pic:cNvPicPr/>
+                  </pic:nvPicPr>
+                  <pic:blipFill>
+                    <a:blip r:embed="rId11"/>
+                    <a:stretch>
+                      <a:fillRect/>
+                    </a:stretch>
+                  </pic:blipFill>
+                  <pic:spPr>
+                    <a:xfrm>
+                      <a:off x="0" y="0"/>
+                      <a:ext cx="5486400" cy="978466"/>
+                    </a:xfrm>
+                    <a:prstGeom prst="rect"/>
+                  </pic:spPr>
+                </pic:pic>
+              </a:graphicData>
+            </a:graphic>
+          </wp:inline>
+        </w:drawing>
+      </w:r>
+    </w:p>
+    <w:p>
+      <w:pPr>
+        <w:spacing w:after="200"/>
+        <w:jc w:val="center"/>
+      </w:pPr>
+      <w:r>
+        <w:rPr>
+          <w:i/>
+          <w:sz w:val="19"/>
+        </w:rPr>
+        <w:t>Figure 68.1. Self-energy plus counterterm: the divergent part is absorbed into the bare mass, and the propagator's pole sits at the measured mass.</w:t>
+      </w:r>
+    </w:p>
+    <w:p>
       <w:r>
         <w:rPr>
           <w:b/>
@@ -1361,7 +1566,25 @@
     </w:p>
     <w:p>
       <w:r>
-        <w:t>Section 3's pole-location argument used only the location of S_F′(p)'s pole, not how large the propagator is right at that pole. Lesson 64's other function, B(p²), controls this second question: it shifts the residue of S_F′(p) at its pole away from the value i that the bare propagator has, by a factor conventionally called Z₂. Absorbing this shift is called field renormalization, and it follows the same logic as Section 4: Z₂ is not itself measured, only combinations involving it are, so any divergence in B(p²) can be absorbed into how the bare field ψ₀ relates to a properly normalized field ψ=ψ₀/√Z₂.</w:t>
+        <w:t>Section 3's pole-location argument used only the location of S</w:t>
+      </w:r>
+      <w:r>
+        <w:rPr>
+          <w:vertAlign w:val="subscript"/>
+        </w:rPr>
+        <w:t>F′</w:t>
+      </w:r>
+      <w:r>
+        <w:t>(p)'s pole, not how large the propagator is right at that pole. Lesson 64's other function, B(p²), controls this second question: it shifts the residue of S</w:t>
+      </w:r>
+      <w:r>
+        <w:rPr>
+          <w:vertAlign w:val="subscript"/>
+        </w:rPr>
+        <w:t>F′</w:t>
+      </w:r>
+      <w:r>
+        <w:t>(p) at its pole away from the value i that the bare propagator has, by a factor conventionally called Z₂. Absorbing this shift is called field renormalization, and it follows the same logic as Section 4: Z₂ is not itself measured, only combinations involving it are, so any divergence in B(p²) can be absorbed into how the bare field ψ₀ relates to a properly normalized field ψ=ψ₀/√Z₂.</w:t>
       </w:r>
     </w:p>
     <w:p>
@@ -1374,7 +1597,25 @@
     </w:p>
     <w:p>
       <w:r>
-        <w:t>Vacuum polarization (Lesson 63) plays an entirely analogous role for the photon propagator and, through it, for the coupling constant itself: the bare charge e₀ appearing in the original vertex ieγ^μ is not the number measured in a low-energy scattering experiment, and the divergence found in Lesson 63's Π^μν(q) is absorbed into the relationship between e₀ and the measured e, the very same way A(p²)'s divergence was absorbed into the relationship between m₀ and m. Lesson 69 carries this out in full, and finds something Section 4 did not: the measured charge, once vacuum polarization is properly included, is not even quite the same number at every energy scale.</w:t>
+        <w:t>Vacuum polarization (Lesson 63) plays an entirely analogous role for the photon propagator and, through it, for the coupling constant itself: the bare charge e₀ appearing in the original vertex ieγ</w:t>
+      </w:r>
+      <w:r>
+        <w:rPr>
+          <w:vertAlign w:val="superscript"/>
+        </w:rPr>
+        <w:t>μ</w:t>
+      </w:r>
+      <w:r>
+        <w:t xml:space="preserve"> is not the number measured in a low-energy scattering experiment, and the divergence found in Lesson 63's Π</w:t>
+      </w:r>
+      <w:r>
+        <w:rPr>
+          <w:vertAlign w:val="superscript"/>
+        </w:rPr>
+        <w:t>μν</w:t>
+      </w:r>
+      <w:r>
+        <w:t>(q) is absorbed into the relationship between e₀ and the measured e, the very same way A(p²)'s divergence was absorbed into the relationship between m₀ and m. Lesson 69 carries this out in full, and finds something Section 4 did not: the measured charge, once vacuum polarization is properly included, is not even quite the same number at every energy scale.</w:t>
       </w:r>
     </w:p>
     <w:p>
@@ -1485,7 +1726,16 @@
           </w:tcPr>
           <w:p>
             <w:r>
-              <w:t>S_F′(p)=i/(p̸−m₀−Σ(p))</w:t>
+              <w:t>S</w:t>
+            </w:r>
+            <w:r>
+              <w:rPr>
+                <w:vertAlign w:val="subscript"/>
+              </w:rPr>
+              <w:t>F′</w:t>
+            </w:r>
+            <w:r>
+              <w:t>(p)=i/(p̸−m₀−Σ(p))</w:t>
             </w:r>
           </w:p>
         </w:tc>
@@ -1685,7 +1935,16 @@
         </w:numPr>
       </w:pPr>
       <w:r>
-        <w:t>Summing the geometric series of self-energy insertions gives S_F′(p)=i/(p̸−m₀−Σ(p)).</w:t>
+        <w:t>Summing the geometric series of self-energy insertions gives S</w:t>
+      </w:r>
+      <w:r>
+        <w:rPr>
+          <w:vertAlign w:val="subscript"/>
+        </w:rPr>
+        <w:t>F′</w:t>
+      </w:r>
+      <w:r>
+        <w:t>(p)=i/(p̸−m₀−Σ(p)).</w:t>
       </w:r>
     </w:p>
     <w:p>
@@ -1834,7 +2093,13 @@
           </w:tcPr>
           <w:p>
             <w:r>
-              <w:t>Explain, in your own words, why m₀ is called "bare" and why this lesson insists on distinguishing it from m even though both would naively be called "the electron's mass."</w:t>
+              <w:rPr>
+                <w:b/>
+              </w:rPr>
+              <w:t>Extension.</w:t>
+            </w:r>
+            <w:r>
+              <w:t xml:space="preserve"> Explain, in your own words, why m₀ is called "bare" and why this lesson insists on distinguishing it from m even though both would naively be called "the electron's mass."</w:t>
             </w:r>
           </w:p>
         </w:tc>
@@ -1872,7 +2137,13 @@
           </w:tcPr>
           <w:p>
             <w:r>
-              <w:t>Restate Section 1.2's definition of the physical mass in terms of a propagator's pole, without reference to any specific diagram.</w:t>
+              <w:rPr>
+                <w:b/>
+              </w:rPr>
+              <w:t>Core.</w:t>
+            </w:r>
+            <w:r>
+              <w:t xml:space="preserve"> Restate Section 1.2's definition of the physical mass in terms of a propagator's pole, without reference to any specific diagram.</w:t>
             </w:r>
           </w:p>
         </w:tc>
@@ -1908,7 +2179,22 @@
           </w:tcPr>
           <w:p>
             <w:r>
-              <w:t>Draw the first three terms of Section 2.1's series (zero, one, and two self-energy insertions) and confirm each one alternates S_F and [−iΣ(p)] correctly.</w:t>
+              <w:rPr>
+                <w:b/>
+              </w:rPr>
+              <w:t>Core.</w:t>
+            </w:r>
+            <w:r>
+              <w:t xml:space="preserve"> Draw the first three terms of Section 2.1's series (zero, one, and two self-energy insertions) and confirm each one alternates S</w:t>
+            </w:r>
+            <w:r>
+              <w:rPr>
+                <w:vertAlign w:val="subscript"/>
+              </w:rPr>
+              <w:t>F</w:t>
+            </w:r>
+            <w:r>
+              <w:t xml:space="preserve"> and [−iΣ(p)] correctly.</w:t>
             </w:r>
           </w:p>
         </w:tc>
@@ -1946,7 +2232,13 @@
           </w:tcPr>
           <w:p>
             <w:r>
-              <w:t>State the ordinary geometric series formula 1+x+x²+⋯=1/(1−x) and identify what plays the role of x in Section 2.2.</w:t>
+              <w:rPr>
+                <w:b/>
+              </w:rPr>
+              <w:t>Core.</w:t>
+            </w:r>
+            <w:r>
+              <w:t xml:space="preserve"> State the ordinary geometric series formula 1+x+x²+⋯=1/(1−x) and identify what plays the role of x in Section 2.2.</w:t>
             </w:r>
           </w:p>
         </w:tc>
@@ -1982,7 +2274,22 @@
           </w:tcPr>
           <w:p>
             <w:r>
-              <w:t>Verify that Section 2.1's series, written with x=[−iΣ(p)]S_F(p), reproduces the first three explicit terms already listed there when expanded via 1+x+x²+⋯.</w:t>
+              <w:rPr>
+                <w:b/>
+              </w:rPr>
+              <w:t>Core.</w:t>
+            </w:r>
+            <w:r>
+              <w:t xml:space="preserve"> Verify that Section 2.1's series, written with x=[−iΣ(p)]S</w:t>
+            </w:r>
+            <w:r>
+              <w:rPr>
+                <w:vertAlign w:val="subscript"/>
+              </w:rPr>
+              <w:t>F</w:t>
+            </w:r>
+            <w:r>
+              <w:t>(p), reproduces the first three explicit terms already listed there when expanded via 1+x+x²+⋯.</w:t>
             </w:r>
           </w:p>
         </w:tc>
@@ -2020,7 +2327,58 @@
           </w:tcPr>
           <w:p>
             <w:r>
-              <w:t>Substitute S_F(p)=i/(p̸−m₀) into S_F′(p)=S_F(p)/(1+iΣ(p)S_F(p)) and simplify step by step to derive S_F′(p)=i/(p̸−m₀−Σ(p)).</w:t>
+              <w:rPr>
+                <w:b/>
+              </w:rPr>
+              <w:t>Core.</w:t>
+            </w:r>
+            <w:r>
+              <w:t xml:space="preserve"> Substitute S</w:t>
+            </w:r>
+            <w:r>
+              <w:rPr>
+                <w:vertAlign w:val="subscript"/>
+              </w:rPr>
+              <w:t>F</w:t>
+            </w:r>
+            <w:r>
+              <w:t>(p)=i/(p̸−m₀) into S</w:t>
+            </w:r>
+            <w:r>
+              <w:rPr>
+                <w:vertAlign w:val="subscript"/>
+              </w:rPr>
+              <w:t>F′</w:t>
+            </w:r>
+            <w:r>
+              <w:t>(p)=S</w:t>
+            </w:r>
+            <w:r>
+              <w:rPr>
+                <w:vertAlign w:val="subscript"/>
+              </w:rPr>
+              <w:t>F</w:t>
+            </w:r>
+            <w:r>
+              <w:t>(p)/(1+iΣ(p)S</w:t>
+            </w:r>
+            <w:r>
+              <w:rPr>
+                <w:vertAlign w:val="subscript"/>
+              </w:rPr>
+              <w:t>F</w:t>
+            </w:r>
+            <w:r>
+              <w:t>(p)) and simplify step by step to derive S</w:t>
+            </w:r>
+            <w:r>
+              <w:rPr>
+                <w:vertAlign w:val="subscript"/>
+              </w:rPr>
+              <w:t>F′</w:t>
+            </w:r>
+            <w:r>
+              <w:t>(p)=i/(p̸−m₀−Σ(p)).</w:t>
             </w:r>
           </w:p>
         </w:tc>
@@ -2056,7 +2414,13 @@
           </w:tcPr>
           <w:p>
             <w:r>
-              <w:t>Verify Worked example 2 by setting Σ(p)=0 in Section 2.2's result and confirming it reduces to the bare propagator.</w:t>
+              <w:rPr>
+                <w:b/>
+              </w:rPr>
+              <w:t>Core.</w:t>
+            </w:r>
+            <w:r>
+              <w:t xml:space="preserve"> Verify Worked example 2 by setting Σ(p)=0 in Section 2.2's result and confirming it reduces to the bare propagator.</w:t>
             </w:r>
           </w:p>
         </w:tc>
@@ -2094,7 +2458,13 @@
           </w:tcPr>
           <w:p>
             <w:r>
-              <w:t>Substitute Σ(p)=A(p²)+B(p²)p̸ into p̸−m₀−Σ(p)=0 and derive Section 3.1's equation m−m₀−A(m²)−B(m²)m=0.</w:t>
+              <w:rPr>
+                <w:b/>
+              </w:rPr>
+              <w:t>Core.</w:t>
+            </w:r>
+            <w:r>
+              <w:t xml:space="preserve"> Substitute Σ(p)=A(p²)+B(p²)p̸ into p̸−m₀−Σ(p)=0 and derive Section 3.1's equation m−m₀−A(m²)−B(m²)m=0.</w:t>
             </w:r>
           </w:p>
         </w:tc>
@@ -2130,7 +2500,13 @@
           </w:tcPr>
           <w:p>
             <w:r>
-              <w:t>Explain why Section 3.2 sets aside the B(m²)m term rather than solving the full equation of Exercise 8, referring to the order in α each piece represents.</w:t>
+              <w:rPr>
+                <w:b/>
+              </w:rPr>
+              <w:t>Extension.</w:t>
+            </w:r>
+            <w:r>
+              <w:t xml:space="preserve"> Explain why Section 3.2 sets aside the B(m²)m term rather than solving the full equation of Exercise 8, referring to the order in α each piece represents.</w:t>
             </w:r>
           </w:p>
         </w:tc>
@@ -2168,7 +2544,13 @@
           </w:tcPr>
           <w:p>
             <w:r>
-              <w:t>State, in your own words, why a divergent A(m₀²) forces m₀ to be divergent, given that their sum m is required to be finite.</w:t>
+              <w:rPr>
+                <w:b/>
+              </w:rPr>
+              <w:t>Extension.</w:t>
+            </w:r>
+            <w:r>
+              <w:t xml:space="preserve"> State, in your own words, why a divergent A(m₀²) forces m₀ to be divergent, given that their sum m is required to be finite.</w:t>
             </w:r>
           </w:p>
         </w:tc>
@@ -2204,7 +2586,13 @@
           </w:tcPr>
           <w:p>
             <w:r>
-              <w:t>Explain why "m₀ is infinite" does not contradict any of this course's finite predictions from Lessons 54 through 61, referring to which parameter, m or m₀, those predictions were actually written in terms of.</w:t>
+              <w:rPr>
+                <w:b/>
+              </w:rPr>
+              <w:t>Extension.</w:t>
+            </w:r>
+            <w:r>
+              <w:t xml:space="preserve"> Explain why "m₀ is infinite" does not contradict any of this course's finite predictions from Lessons 54 through 61, referring to which parameter, m or m₀, those predictions were actually written in terms of.</w:t>
             </w:r>
           </w:p>
         </w:tc>
@@ -2242,7 +2630,13 @@
           </w:tcPr>
           <w:p>
             <w:r>
-              <w:t>State what B(p²) controls, physically, in the full propagator, and explain why it needs a different kind of renormalization (of the field, not the mass) than A(p²) does.</w:t>
+              <w:rPr>
+                <w:b/>
+              </w:rPr>
+              <w:t>Extension.</w:t>
+            </w:r>
+            <w:r>
+              <w:t xml:space="preserve"> State what B(p²) controls, physically, in the full propagator, and explain why it needs a different kind of renormalization (of the field, not the mass) than A(p²) does.</w:t>
             </w:r>
           </w:p>
         </w:tc>
@@ -2278,7 +2672,13 @@
           </w:tcPr>
           <w:p>
             <w:r>
-              <w:t>Explain, in one sentence, why the divergence in vacuum polarization (Lesson 63) is expected to require renormalizing the charge rather than the mass or the field normalization.</w:t>
+              <w:rPr>
+                <w:b/>
+              </w:rPr>
+              <w:t>Extension.</w:t>
+            </w:r>
+            <w:r>
+              <w:t xml:space="preserve"> Explain, in one sentence, why the divergence in vacuum polarization (Lesson 63) is expected to require renormalizing the charge rather than the mass or the field normalization.</w:t>
             </w:r>
           </w:p>
         </w:tc>
@@ -2316,7 +2716,13 @@
           </w:tcPr>
           <w:p>
             <w:r>
-              <w:t>List the three parameters this lesson and Lesson 69 renormalize, and match each to the specific one-loop diagram (Lesson 63, 64, or 64) responsible for its divergence.</w:t>
+              <w:rPr>
+                <w:b/>
+              </w:rPr>
+              <w:t>Core.</w:t>
+            </w:r>
+            <w:r>
+              <w:t xml:space="preserve"> List the three parameters this lesson and Lesson 69 renormalize, and match each to the specific one-loop diagram (Lesson 63, 64, or 64) responsible for its divergence.</w:t>
             </w:r>
           </w:p>
         </w:tc>
@@ -2352,7 +2758,13 @@
           </w:tcPr>
           <w:p>
             <w:r>
-              <w:t>Explain, in your own words, why Lesson 66's finding of only four divergent external-leg combinations is what makes three renormalized parameters enough for the entire theory, rather than requiring infinitely many.</w:t>
+              <w:rPr>
+                <w:b/>
+              </w:rPr>
+              <w:t>Extension.</w:t>
+            </w:r>
+            <w:r>
+              <w:t xml:space="preserve"> Explain, in your own words, why Lesson 66's finding of only four divergent external-leg combinations is what makes three renormalized parameters enough for the entire theory, rather than requiring infinitely many.</w:t>
             </w:r>
           </w:p>
         </w:tc>
@@ -2390,7 +2802,13 @@
           </w:tcPr>
           <w:p>
             <w:r>
-              <w:t>Challenge: suppose a hypothetical modification of QED introduced a new kind of vertex with, say, five fermion lines meeting at a single point rather than two. Using the spirit of Lesson 66's counting (without redoing the full derivation), explain qualitatively why such a vertex would be expected to make the theory's list of divergent diagrams grow without bound as more loops are added, in contrast with ordinary QED's fixed, short list.</w:t>
+              <w:rPr>
+                <w:b/>
+              </w:rPr>
+              <w:t>Challenge.</w:t>
+            </w:r>
+            <w:r>
+              <w:t xml:space="preserve"> Suppose a hypothetical modification of QED introduced a new kind of vertex with, say, five fermion lines meeting at a single point rather than two. Using the spirit of Lesson 66's counting (without redoing the full derivation), explain qualitatively why such a vertex would be expected to make the theory's list of divergent diagrams grow without bound as more loops are added, in contrast with ordinary QED's fixed, short list.</w:t>
             </w:r>
           </w:p>
         </w:tc>
@@ -2402,6 +2820,14 @@
       </w:pPr>
       <w:r>
         <w:t>Solutions</w:t>
+      </w:r>
+    </w:p>
+    <w:p>
+      <w:r>
+        <w:rPr>
+          <w:i/>
+        </w:rPr>
+        <w:t>Attempt each exercise before reading its solution. If you are stuck, read only the first sentence of the solution, then try again.</w:t>
       </w:r>
     </w:p>
     <w:p>
@@ -2443,7 +2869,79 @@
         <w:t xml:space="preserve"> </w:t>
       </w:r>
       <w:r>
-        <w:t>Zero insertions: S_F(p) alone. One insertion: S_F(p)[−iΣ(p)]S_F(p), a single Σ sandwiched between two bare propagators. Two insertions: S_F(p)[−iΣ(p)]S_F(p)[−iΣ(p)]S_F(p), alternating S_F and [−iΣ(p)] throughout, ending and beginning with S_F as stated in Section 2.1.</w:t>
+        <w:t>Zero insertions: S</w:t>
+      </w:r>
+      <w:r>
+        <w:rPr>
+          <w:vertAlign w:val="subscript"/>
+        </w:rPr>
+        <w:t>F</w:t>
+      </w:r>
+      <w:r>
+        <w:t>(p) alone. One insertion: S</w:t>
+      </w:r>
+      <w:r>
+        <w:rPr>
+          <w:vertAlign w:val="subscript"/>
+        </w:rPr>
+        <w:t>F</w:t>
+      </w:r>
+      <w:r>
+        <w:t>(p)[−iΣ(p)]S</w:t>
+      </w:r>
+      <w:r>
+        <w:rPr>
+          <w:vertAlign w:val="subscript"/>
+        </w:rPr>
+        <w:t>F</w:t>
+      </w:r>
+      <w:r>
+        <w:t>(p), a single Σ sandwiched between two bare propagators. Two insertions: S</w:t>
+      </w:r>
+      <w:r>
+        <w:rPr>
+          <w:vertAlign w:val="subscript"/>
+        </w:rPr>
+        <w:t>F</w:t>
+      </w:r>
+      <w:r>
+        <w:t>(p)[−iΣ(p)]S</w:t>
+      </w:r>
+      <w:r>
+        <w:rPr>
+          <w:vertAlign w:val="subscript"/>
+        </w:rPr>
+        <w:t>F</w:t>
+      </w:r>
+      <w:r>
+        <w:t>(p)[−iΣ(p)]S</w:t>
+      </w:r>
+      <w:r>
+        <w:rPr>
+          <w:vertAlign w:val="subscript"/>
+        </w:rPr>
+        <w:t>F</w:t>
+      </w:r>
+      <w:r>
+        <w:t>(p), alternating S</w:t>
+      </w:r>
+      <w:r>
+        <w:rPr>
+          <w:vertAlign w:val="subscript"/>
+        </w:rPr>
+        <w:t>F</w:t>
+      </w:r>
+      <w:r>
+        <w:t xml:space="preserve"> and [−iΣ(p)] throughout, ending and beginning with S</w:t>
+      </w:r>
+      <w:r>
+        <w:rPr>
+          <w:vertAlign w:val="subscript"/>
+        </w:rPr>
+        <w:t>F</w:t>
+      </w:r>
+      <w:r>
+        <w:t xml:space="preserve"> as stated in Section 2.1.</w:t>
       </w:r>
     </w:p>
     <w:p>
@@ -2457,7 +2955,16 @@
         <w:t xml:space="preserve"> </w:t>
       </w:r>
       <w:r>
-        <w:t>1+x+x²+⋯=1/(1−x) for |x|&lt;1 in the ordinary sense (or as a formal power series more generally); in Section 2.2, x=[−iΣ(p)]S_F(p), the combination that gets inserted one more time for each additional term in Section 2.1's series.</w:t>
+        <w:t>1+x+x²+⋯=1/(1−x) for |x|&lt;1 in the ordinary sense (or as a formal power series more generally); in Section 2.2, x=[−iΣ(p)]S</w:t>
+      </w:r>
+      <w:r>
+        <w:rPr>
+          <w:vertAlign w:val="subscript"/>
+        </w:rPr>
+        <w:t>F</w:t>
+      </w:r>
+      <w:r>
+        <w:t>(p), the combination that gets inserted one more time for each additional term in Section 2.1's series.</w:t>
       </w:r>
     </w:p>
     <w:p>
@@ -2471,7 +2978,115 @@
         <w:t xml:space="preserve"> </w:t>
       </w:r>
       <w:r>
-        <w:t>Expanding 1+x+x²+x³+⋯ with x=[−iΣ(p)]S_F(p): the "1" term corresponds to bare S_F(p) alone once multiplied by the overall S_F(p) prefactor (S_F·1=S_F); the x term gives S_F(p)[−iΣ(p)]S_F(p); the x² term gives S_F(p)[−iΣ(p)]S_F(p)[−iΣ(p)]S_F(p), matching Exercise 3's three explicit terms once the overall prefactor S_F(p) from Section 2.2's S_F(p)/(1−x) is distributed across each power of x.</w:t>
+        <w:t>Expanding 1+x+x²+x³+⋯ with x=[−iΣ(p)]S</w:t>
+      </w:r>
+      <w:r>
+        <w:rPr>
+          <w:vertAlign w:val="subscript"/>
+        </w:rPr>
+        <w:t>F</w:t>
+      </w:r>
+      <w:r>
+        <w:t>(p): the "1" term corresponds to bare S</w:t>
+      </w:r>
+      <w:r>
+        <w:rPr>
+          <w:vertAlign w:val="subscript"/>
+        </w:rPr>
+        <w:t>F</w:t>
+      </w:r>
+      <w:r>
+        <w:t>(p) alone once multiplied by the overall S</w:t>
+      </w:r>
+      <w:r>
+        <w:rPr>
+          <w:vertAlign w:val="subscript"/>
+        </w:rPr>
+        <w:t>F</w:t>
+      </w:r>
+      <w:r>
+        <w:t>(p) prefactor (S</w:t>
+      </w:r>
+      <w:r>
+        <w:rPr>
+          <w:vertAlign w:val="subscript"/>
+        </w:rPr>
+        <w:t>F</w:t>
+      </w:r>
+      <w:r>
+        <w:t>·1=S</w:t>
+      </w:r>
+      <w:r>
+        <w:rPr>
+          <w:vertAlign w:val="subscript"/>
+        </w:rPr>
+        <w:t>F</w:t>
+      </w:r>
+      <w:r>
+        <w:t>); the x term gives S</w:t>
+      </w:r>
+      <w:r>
+        <w:rPr>
+          <w:vertAlign w:val="subscript"/>
+        </w:rPr>
+        <w:t>F</w:t>
+      </w:r>
+      <w:r>
+        <w:t>(p)[−iΣ(p)]S</w:t>
+      </w:r>
+      <w:r>
+        <w:rPr>
+          <w:vertAlign w:val="subscript"/>
+        </w:rPr>
+        <w:t>F</w:t>
+      </w:r>
+      <w:r>
+        <w:t>(p); the x² term gives S</w:t>
+      </w:r>
+      <w:r>
+        <w:rPr>
+          <w:vertAlign w:val="subscript"/>
+        </w:rPr>
+        <w:t>F</w:t>
+      </w:r>
+      <w:r>
+        <w:t>(p)[−iΣ(p)]S</w:t>
+      </w:r>
+      <w:r>
+        <w:rPr>
+          <w:vertAlign w:val="subscript"/>
+        </w:rPr>
+        <w:t>F</w:t>
+      </w:r>
+      <w:r>
+        <w:t>(p)[−iΣ(p)]S</w:t>
+      </w:r>
+      <w:r>
+        <w:rPr>
+          <w:vertAlign w:val="subscript"/>
+        </w:rPr>
+        <w:t>F</w:t>
+      </w:r>
+      <w:r>
+        <w:t>(p), matching Exercise 3's three explicit terms once the overall prefactor S</w:t>
+      </w:r>
+      <w:r>
+        <w:rPr>
+          <w:vertAlign w:val="subscript"/>
+        </w:rPr>
+        <w:t>F</w:t>
+      </w:r>
+      <w:r>
+        <w:t>(p) from Section 2.2's S</w:t>
+      </w:r>
+      <w:r>
+        <w:rPr>
+          <w:vertAlign w:val="subscript"/>
+        </w:rPr>
+        <w:t>F</w:t>
+      </w:r>
+      <w:r>
+        <w:t>(p)/(1−x) is distributed across each power of x.</w:t>
       </w:r>
     </w:p>
     <w:p>
@@ -2485,7 +3100,61 @@
         <w:t xml:space="preserve"> </w:t>
       </w:r>
       <w:r>
-        <w:t>S_F′(p)=S_F(p)/(1+iΣ(p)S_F(p)). Substituting S_F(p)=i/(p̸−m₀): iΣ(p)S_F(p)=iΣ(p)·i/(p̸−m₀)=−Σ(p)/(p̸−m₀), so the denominator becomes 1−Σ(p)/(p̸−m₀)=(p̸−m₀−Σ(p))/(p̸−m₀). Then S_F′(p)=[i/(p̸−m₀)]÷[(p̸−m₀−Σ(p))/(p̸−m₀)]=[i/(p̸−m₀)]×[(p̸−m₀)/(p̸−m₀−Σ(p))]=i/(p̸−m₀−Σ(p)), the (p̸−m₀) factors cancelling.</w:t>
+        <w:t>S</w:t>
+      </w:r>
+      <w:r>
+        <w:rPr>
+          <w:vertAlign w:val="subscript"/>
+        </w:rPr>
+        <w:t>F′</w:t>
+      </w:r>
+      <w:r>
+        <w:t>(p)=S</w:t>
+      </w:r>
+      <w:r>
+        <w:rPr>
+          <w:vertAlign w:val="subscript"/>
+        </w:rPr>
+        <w:t>F</w:t>
+      </w:r>
+      <w:r>
+        <w:t>(p)/(1+iΣ(p)S</w:t>
+      </w:r>
+      <w:r>
+        <w:rPr>
+          <w:vertAlign w:val="subscript"/>
+        </w:rPr>
+        <w:t>F</w:t>
+      </w:r>
+      <w:r>
+        <w:t>(p)). Substituting S</w:t>
+      </w:r>
+      <w:r>
+        <w:rPr>
+          <w:vertAlign w:val="subscript"/>
+        </w:rPr>
+        <w:t>F</w:t>
+      </w:r>
+      <w:r>
+        <w:t>(p)=i/(p̸−m₀): iΣ(p)S</w:t>
+      </w:r>
+      <w:r>
+        <w:rPr>
+          <w:vertAlign w:val="subscript"/>
+        </w:rPr>
+        <w:t>F</w:t>
+      </w:r>
+      <w:r>
+        <w:t>(p)=iΣ(p)·i/(p̸−m₀)=−Σ(p)/(p̸−m₀), so the denominator becomes 1−Σ(p)/(p̸−m₀)=(p̸−m₀−Σ(p))/(p̸−m₀). Then S</w:t>
+      </w:r>
+      <w:r>
+        <w:rPr>
+          <w:vertAlign w:val="subscript"/>
+        </w:rPr>
+        <w:t>F′</w:t>
+      </w:r>
+      <w:r>
+        <w:t>(p)=[i/(p̸−m₀)]÷[(p̸−m₀−Σ(p))/(p̸−m₀)]=[i/(p̸−m₀)]×[(p̸−m₀)/(p̸−m₀−Σ(p))]=i/(p̸−m₀−Σ(p)), the (p̸−m₀) factors cancelling.</w:t>
       </w:r>
     </w:p>
     <w:p>
@@ -2499,7 +3168,34 @@
         <w:t xml:space="preserve"> </w:t>
       </w:r>
       <w:r>
-        <w:t>Setting Σ(p)=0 in S_F′(p)=i/(p̸−m₀−Σ(p)) gives S_F′(p)=i/(p̸−m₀), which is S_F(p), confirming Worked example 2.</w:t>
+        <w:t>Setting Σ(p)=0 in S</w:t>
+      </w:r>
+      <w:r>
+        <w:rPr>
+          <w:vertAlign w:val="subscript"/>
+        </w:rPr>
+        <w:t>F′</w:t>
+      </w:r>
+      <w:r>
+        <w:t>(p)=i/(p̸−m₀−Σ(p)) gives S</w:t>
+      </w:r>
+      <w:r>
+        <w:rPr>
+          <w:vertAlign w:val="subscript"/>
+        </w:rPr>
+        <w:t>F′</w:t>
+      </w:r>
+      <w:r>
+        <w:t>(p)=i/(p̸−m₀), which is S</w:t>
+      </w:r>
+      <w:r>
+        <w:rPr>
+          <w:vertAlign w:val="subscript"/>
+        </w:rPr>
+        <w:t>F</w:t>
+      </w:r>
+      <w:r>
+        <w:t>(p), confirming Worked example 2.</w:t>
       </w:r>
     </w:p>
     <w:p>
@@ -2569,7 +3265,16 @@
         <w:t xml:space="preserve"> </w:t>
       </w:r>
       <w:r>
-        <w:t>B(p²) controls the residue of the full propagator at its pole, that is, how large S_F′(p) is right at p̸=m, compared to the bare propagator's residue of i; because this affects the overall normalization of the propagating field rather than the location of its pole, absorbing B(p²)'s divergence requires rescaling the field itself (field renormalization, Z₂) rather than shifting a mass parameter, a structurally different kind of correction from A(p²)'s.</w:t>
+        <w:t>B(p²) controls the residue of the full propagator at its pole, that is, how large S</w:t>
+      </w:r>
+      <w:r>
+        <w:rPr>
+          <w:vertAlign w:val="subscript"/>
+        </w:rPr>
+        <w:t>F′</w:t>
+      </w:r>
+      <w:r>
+        <w:t>(p) is right at p̸=m, compared to the bare propagator's residue of i; because this affects the overall normalization of the propagating field rather than the location of its pole, absorbing B(p²)'s divergence requires rescaling the field itself (field renormalization, Z₂) rather than shifting a mass parameter, a structurally different kind of correction from A(p²)'s.</w:t>
       </w:r>
     </w:p>
     <w:p>
@@ -2625,7 +3330,25 @@
         <w:t xml:space="preserve"> </w:t>
       </w:r>
       <w:r>
-        <w:t>A vertex joining five fermion lines rather than two would change the vertex-counting relations of Lesson 66, Section 4.1, altering how V, P_e, and E_e relate to each other; more importantly, adding more loops to a diagram built from such a vertex would generally increase, rather than preserve, the degree of divergence for diagrams with a fixed number of external legs, since each additional loop and vertex pair would not automatically buy enough propagator suppression to compensate, the way it does for QED's two-fermion, one-photon vertex. This would produce an ever-growing list of independently divergent diagrams, each needing its own new parameter to fix, the very situation Section 6 explained QED itself avoids.</w:t>
+        <w:t>A vertex joining five fermion lines rather than two would change the vertex-counting relations of Lesson 66, Section 4.1, altering how V, P</w:t>
+      </w:r>
+      <w:r>
+        <w:rPr>
+          <w:vertAlign w:val="subscript"/>
+        </w:rPr>
+        <w:t>e</w:t>
+      </w:r>
+      <w:r>
+        <w:t>, and E</w:t>
+      </w:r>
+      <w:r>
+        <w:rPr>
+          <w:vertAlign w:val="subscript"/>
+        </w:rPr>
+        <w:t>e</w:t>
+      </w:r>
+      <w:r>
+        <w:t xml:space="preserve"> relate to each other; more importantly, adding more loops to a diagram built from such a vertex would generally increase, rather than preserve, the degree of divergence for diagrams with a fixed number of external legs, since each additional loop and vertex pair would not automatically buy enough propagator suppression to compensate, the way it does for QED's two-fermion, one-photon vertex. This would produce an ever-growing list of independently divergent diagrams, each needing its own new parameter to fix, the very situation Section 6 explained QED itself avoids.</w:t>
       </w:r>
     </w:p>
     <w:p>
@@ -2649,7 +3372,16 @@
         <w:pStyle w:val="ListBullet"/>
       </w:pPr>
       <w:r>
-        <w:t>I can sum the geometric series of self-energy insertions and derive S_F′(p)=i/(p̸−m₀−Σ(p)).</w:t>
+        <w:t>I can sum the geometric series of self-energy insertions and derive S</w:t>
+      </w:r>
+      <w:r>
+        <w:rPr>
+          <w:vertAlign w:val="subscript"/>
+        </w:rPr>
+        <w:t>F′</w:t>
+      </w:r>
+      <w:r>
+        <w:t>(p)=i/(p̸−m₀−Σ(p)).</w:t>
       </w:r>
     </w:p>
     <w:p>
@@ -2733,7 +3465,7 @@
         <w:color w:val="5A5A5A"/>
         <w:sz w:val="16"/>
       </w:rPr>
-      <w:t>QED Course   Lesson 68</w:t>
+      <w:t>A QED Course   Lesson 68</w:t>
     </w:r>
   </w:p>
 </w:hdr>
